--- a/Piano di Progetto/Piano di Progetto.docx
+++ b/Piano di Progetto/Piano di Progetto.docx
@@ -926,13 +926,6 @@
           <w:lang w:val="it-IT"/>
         </w:rPr>
         <w:tab/>
-      </w:r>
-      <w:r>
-        <w:rPr>
-          <w:sz w:val="32"/>
-          <w:szCs w:val="32"/>
-          <w:lang w:val="it-IT"/>
-        </w:rPr>
         <w:t>Analisi dei rischi</w:t>
       </w:r>
     </w:p>
@@ -1045,7 +1038,7 @@
           <w:szCs w:val="32"/>
           <w:lang w:val="it-IT"/>
         </w:rPr>
-        <w:t>2</w:t>
+        <w:t>2.1</w:t>
       </w:r>
       <w:r>
         <w:rPr>
@@ -1053,22 +1046,7 @@
           <w:szCs w:val="32"/>
           <w:lang w:val="it-IT"/>
         </w:rPr>
-        <w:t>.1</w:t>
-      </w:r>
-      <w:r>
-        <w:rPr>
-          <w:sz w:val="32"/>
-          <w:szCs w:val="32"/>
-          <w:lang w:val="it-IT"/>
-        </w:rPr>
         <w:tab/>
-      </w:r>
-      <w:r>
-        <w:rPr>
-          <w:sz w:val="32"/>
-          <w:szCs w:val="32"/>
-          <w:lang w:val="it-IT"/>
-        </w:rPr>
         <w:t>Rischi organizzativi</w:t>
       </w:r>
       <w:r>
@@ -1172,36 +1150,6 @@
                 <w:lang w:val="it-IT"/>
               </w:rPr>
             </w:pPr>
-            <w:r>
-              <w:rPr>
-                <w:lang w:val="it-IT"/>
-              </w:rPr>
-              <w:t>Ogni membro dovrà affrontare questo progetto sapendo di avere altri impegni universitar</w:t>
-            </w:r>
-            <w:r>
-              <w:rPr>
-                <w:lang w:val="it-IT"/>
-              </w:rPr>
-              <w:t>i, personali o lavorativi</w:t>
-            </w:r>
-            <w:r>
-              <w:rPr>
-                <w:lang w:val="it-IT"/>
-              </w:rPr>
-              <w:t>.</w:t>
-            </w:r>
-            <w:r>
-              <w:rPr>
-                <w:lang w:val="it-IT"/>
-              </w:rPr>
-              <w:t xml:space="preserve"> Questo complica l’attività organizzativa</w:t>
-            </w:r>
-            <w:r>
-              <w:rPr>
-                <w:lang w:val="it-IT"/>
-              </w:rPr>
-              <w:t>, da un punto di vista di date e consegne</w:t>
-            </w:r>
           </w:p>
         </w:tc>
       </w:tr>
@@ -1252,9 +1200,6 @@
                 <w:lang w:val="it-IT"/>
               </w:rPr>
             </w:pPr>
-            <w:r>
-              <w:t>Elevata</w:t>
-            </w:r>
           </w:p>
         </w:tc>
       </w:tr>
@@ -1306,12 +1251,6 @@
                 <w:lang w:val="it-IT"/>
               </w:rPr>
             </w:pPr>
-            <w:r>
-              <w:rPr>
-                <w:lang w:val="it-IT"/>
-              </w:rPr>
-              <w:t>Media</w:t>
-            </w:r>
           </w:p>
         </w:tc>
       </w:tr>
@@ -1362,24 +1301,6 @@
                 <w:lang w:val="it-IT"/>
               </w:rPr>
             </w:pPr>
-            <w:r>
-              <w:rPr>
-                <w:lang w:val="it-IT"/>
-              </w:rPr>
-              <w:t>Sulla base della scansione t</w:t>
-            </w:r>
-            <w:r>
-              <w:rPr>
-                <w:lang w:val="it-IT"/>
-              </w:rPr>
-              <w:t xml:space="preserve">emporale organizzativa, ognuno cercherà di ritagliarsi una certa quantità di tempo, tale da non </w:t>
-            </w:r>
-            <w:r>
-              <w:rPr>
-                <w:lang w:val="it-IT"/>
-              </w:rPr>
-              <w:t>compromettere l’avanzamento di progetto e ripartire equamente il tutto</w:t>
-            </w:r>
           </w:p>
         </w:tc>
       </w:tr>
@@ -1411,7 +1332,6 @@
                 <w:i/>
                 <w:iCs/>
               </w:rPr>
-              <w:lastRenderedPageBreak/>
               <w:t>Riorganizzazione operativa</w:t>
             </w:r>
           </w:p>
@@ -1432,18 +1352,6 @@
                 <w:lang w:val="it-IT"/>
               </w:rPr>
             </w:pPr>
-            <w:r>
-              <w:rPr>
-                <w:lang w:val="it-IT"/>
-              </w:rPr>
-              <w:t>Nel caso di ritardi p</w:t>
-            </w:r>
-            <w:r>
-              <w:rPr>
-                <w:lang w:val="it-IT"/>
-              </w:rPr>
-              <w:t>rovocati da un membro o più di uno, il Responsabile riorganizzerà la scansione del lavoro con relativi ruoli</w:t>
-            </w:r>
           </w:p>
         </w:tc>
       </w:tr>
@@ -1498,6 +1406,7 @@
                 <w:iCs/>
                 <w:lang w:val="it-IT"/>
               </w:rPr>
+              <w:lastRenderedPageBreak/>
               <w:t>Mancanza di esperienza professionale e</w:t>
             </w:r>
             <w:r>
@@ -1559,12 +1468,6 @@
                 <w:lang w:val="it-IT"/>
               </w:rPr>
             </w:pPr>
-            <w:r>
-              <w:rPr>
-                <w:lang w:val="it-IT"/>
-              </w:rPr>
-              <w:t>Non avendo esperienza reale su come gestire le attività, potrebbe risultare difficile organizzare il tutto da un punto di vista quantitativo/qualitativo, rispondendo al meglio alle scadenze</w:t>
-            </w:r>
           </w:p>
         </w:tc>
       </w:tr>
@@ -1615,9 +1518,6 @@
                 <w:lang w:val="it-IT"/>
               </w:rPr>
             </w:pPr>
-            <w:r>
-              <w:t>Elevata</w:t>
-            </w:r>
           </w:p>
         </w:tc>
       </w:tr>
@@ -1669,12 +1569,6 @@
                 <w:lang w:val="it-IT"/>
               </w:rPr>
             </w:pPr>
-            <w:r>
-              <w:rPr>
-                <w:lang w:val="it-IT"/>
-              </w:rPr>
-              <w:t>Elevata</w:t>
-            </w:r>
           </w:p>
         </w:tc>
       </w:tr>
@@ -1725,24 +1619,6 @@
                 <w:lang w:val="it-IT"/>
               </w:rPr>
             </w:pPr>
-            <w:r>
-              <w:rPr>
-                <w:lang w:val="it-IT"/>
-              </w:rPr>
-              <w:t xml:space="preserve">Maturando esperienza attraverso l’attività di progetto, occorre darsi supporto reciproco cercando di supportarsi nelle </w:t>
-            </w:r>
-            <w:r>
-              <w:rPr>
-                <w:lang w:val="it-IT"/>
-              </w:rPr>
-              <w:t>difficoltà</w:t>
-            </w:r>
-            <w:r>
-              <w:rPr>
-                <w:lang w:val="it-IT"/>
-              </w:rPr>
-              <w:t xml:space="preserve"> organizzative</w:t>
-            </w:r>
           </w:p>
         </w:tc>
       </w:tr>
@@ -1794,18 +1670,6 @@
                 <w:lang w:val="it-IT"/>
               </w:rPr>
             </w:pPr>
-            <w:r>
-              <w:rPr>
-                <w:lang w:val="it-IT"/>
-              </w:rPr>
-              <w:t>Un membro che si trovasse in difficoltà deve segnala</w:t>
-            </w:r>
-            <w:r>
-              <w:rPr>
-                <w:lang w:val="it-IT"/>
-              </w:rPr>
-              <w:t>rlo e il Responsabile provvederà a riorganizzare correttamente tempi e ruoli sulla base del calendario previsto</w:t>
-            </w:r>
           </w:p>
         </w:tc>
       </w:tr>
@@ -1929,18 +1793,6 @@
                 <w:lang w:val="it-IT"/>
               </w:rPr>
             </w:pPr>
-            <w:r>
-              <w:rPr>
-                <w:lang w:val="it-IT"/>
-              </w:rPr>
-              <w:t>Sarà necessario affrontare l’attività progettuale con intensa comunicazione</w:t>
-            </w:r>
-            <w:r>
-              <w:rPr>
-                <w:lang w:val="it-IT"/>
-              </w:rPr>
-              <w:t>, cercando il più possibile di essere in accordo comune sulle scelte implementative</w:t>
-            </w:r>
           </w:p>
         </w:tc>
       </w:tr>
@@ -1991,9 +1843,6 @@
                 <w:lang w:val="it-IT"/>
               </w:rPr>
             </w:pPr>
-            <w:r>
-              <w:t>Media</w:t>
-            </w:r>
           </w:p>
         </w:tc>
       </w:tr>
@@ -2045,12 +1894,6 @@
                 <w:lang w:val="it-IT"/>
               </w:rPr>
             </w:pPr>
-            <w:r>
-              <w:rPr>
-                <w:lang w:val="it-IT"/>
-              </w:rPr>
-              <w:t>Media</w:t>
-            </w:r>
           </w:p>
         </w:tc>
       </w:tr>
@@ -2101,12 +1944,6 @@
                 <w:lang w:val="it-IT"/>
               </w:rPr>
             </w:pPr>
-            <w:r>
-              <w:rPr>
-                <w:lang w:val="it-IT"/>
-              </w:rPr>
-              <w:t>Sulla base della scansione operativa ed organizzativa data, ogni membro del gruppo cercherà di trovare un proprio metodo lavorativo/organizzativo al fine di migliorare la propria produttività</w:t>
-            </w:r>
           </w:p>
         </w:tc>
       </w:tr>
@@ -2158,24 +1995,6 @@
                 <w:lang w:val="it-IT"/>
               </w:rPr>
             </w:pPr>
-            <w:r>
-              <w:rPr>
-                <w:lang w:val="it-IT"/>
-              </w:rPr>
-              <w:t>Nel caso di ritardi p</w:t>
-            </w:r>
-            <w:r>
-              <w:rPr>
-                <w:lang w:val="it-IT"/>
-              </w:rPr>
-              <w:t xml:space="preserve">rovocati </w:t>
-            </w:r>
-            <w:r>
-              <w:rPr>
-                <w:lang w:val="it-IT"/>
-              </w:rPr>
-              <w:t>da questioni di questa natura, il Responsabile cercherà di dare le direttive operative utili e il gruppo cercherà di normarsi autonomamente</w:t>
-            </w:r>
           </w:p>
         </w:tc>
       </w:tr>
@@ -2238,7 +2057,6 @@
                 <w:i/>
                 <w:iCs/>
               </w:rPr>
-              <w:lastRenderedPageBreak/>
               <w:t>Comunicazione esterna</w:t>
             </w:r>
           </w:p>
@@ -2292,18 +2110,6 @@
                 <w:lang w:val="it-IT"/>
               </w:rPr>
             </w:pPr>
-            <w:r>
-              <w:rPr>
-                <w:lang w:val="it-IT"/>
-              </w:rPr>
-              <w:t>Occorrerà affrontare l’attività progettuale avendo spesso bisogno di confrontarsi con il proponente</w:t>
-            </w:r>
-            <w:r>
-              <w:rPr>
-                <w:lang w:val="it-IT"/>
-              </w:rPr>
-              <w:t>, tenendo conto della sua indisponibilità legata a motivi di calendario/organizzativi</w:t>
-            </w:r>
           </w:p>
         </w:tc>
       </w:tr>
@@ -2354,9 +2160,6 @@
                 <w:lang w:val="it-IT"/>
               </w:rPr>
             </w:pPr>
-            <w:r>
-              <w:t>Elevata</w:t>
-            </w:r>
           </w:p>
         </w:tc>
       </w:tr>
@@ -2408,12 +2211,6 @@
                 <w:lang w:val="it-IT"/>
               </w:rPr>
             </w:pPr>
-            <w:r>
-              <w:rPr>
-                <w:lang w:val="it-IT"/>
-              </w:rPr>
-              <w:t>Elevata</w:t>
-            </w:r>
           </w:p>
         </w:tc>
       </w:tr>
@@ -2464,30 +2261,6 @@
                 <w:lang w:val="it-IT"/>
               </w:rPr>
             </w:pPr>
-            <w:r>
-              <w:rPr>
-                <w:lang w:val="it-IT"/>
-              </w:rPr>
-              <w:t>Sulla base della scansione t</w:t>
-            </w:r>
-            <w:r>
-              <w:rPr>
-                <w:lang w:val="it-IT"/>
-              </w:rPr>
-              <w:t xml:space="preserve">emporale </w:t>
-            </w:r>
-            <w:r>
-              <w:rPr>
-                <w:lang w:val="it-IT"/>
-              </w:rPr>
-              <w:t xml:space="preserve">prevista, il gruppo cercherà di organizzarsi autonomamente e migliorare la propria produttività </w:t>
-            </w:r>
-            <w:r>
-              <w:rPr>
-                <w:lang w:val="it-IT"/>
-              </w:rPr>
-              <w:t>individuando possibili rischi e precauzioni da adottare</w:t>
-            </w:r>
           </w:p>
         </w:tc>
       </w:tr>
@@ -2539,18 +2312,6 @@
                 <w:lang w:val="it-IT"/>
               </w:rPr>
             </w:pPr>
-            <w:r>
-              <w:rPr>
-                <w:lang w:val="it-IT"/>
-              </w:rPr>
-              <w:t xml:space="preserve">Nel caso di ritardi </w:t>
-            </w:r>
-            <w:r>
-              <w:rPr>
-                <w:lang w:val="it-IT"/>
-              </w:rPr>
-              <w:t>legati a queste motivazioni, il Responsabile riorganizzerà correttamente il calendario, prevedendo una scansione che possa equamente garantire l’avanzamento di progetto senza intaccare la comunicazione inter partes.</w:t>
-            </w:r>
           </w:p>
         </w:tc>
       </w:tr>
@@ -2603,6 +2364,7 @@
                 <w:i/>
                 <w:iCs/>
               </w:rPr>
+              <w:lastRenderedPageBreak/>
               <w:t>Modifiche dei requisiti</w:t>
             </w:r>
           </w:p>
@@ -2656,30 +2418,6 @@
                 <w:lang w:val="it-IT"/>
               </w:rPr>
             </w:pPr>
-            <w:r>
-              <w:rPr>
-                <w:lang w:val="it-IT"/>
-              </w:rPr>
-              <w:t xml:space="preserve">L'azienda potrebbe cambiare i requisiti obbligatori del progetto </w:t>
-            </w:r>
-            <w:r>
-              <w:rPr>
-                <w:lang w:val="it-IT"/>
-              </w:rPr>
-              <w:t>durante il suo svolgimento</w:t>
-            </w:r>
-            <w:r>
-              <w:rPr>
-                <w:lang w:val="it-IT"/>
-              </w:rPr>
-              <w:t>.</w:t>
-            </w:r>
-            <w:r>
-              <w:rPr>
-                <w:lang w:val="it-IT"/>
-              </w:rPr>
-              <w:t xml:space="preserve"> II gruppo stesso potrebbe trovarsi in difficoltà per motivi di tempo o di costi e potrebbe essere costretto a dover ritrattare con il proponente riorganizzando i requisiti organizzativi.</w:t>
-            </w:r>
           </w:p>
         </w:tc>
       </w:tr>
@@ -2730,9 +2468,6 @@
                 <w:lang w:val="it-IT"/>
               </w:rPr>
             </w:pPr>
-            <w:r>
-              <w:t>Elevata</w:t>
-            </w:r>
           </w:p>
         </w:tc>
       </w:tr>
@@ -2784,12 +2519,6 @@
                 <w:lang w:val="it-IT"/>
               </w:rPr>
             </w:pPr>
-            <w:r>
-              <w:rPr>
-                <w:lang w:val="it-IT"/>
-              </w:rPr>
-              <w:t>Bassa</w:t>
-            </w:r>
           </w:p>
         </w:tc>
       </w:tr>
@@ -2840,18 +2569,6 @@
                 <w:lang w:val="it-IT"/>
               </w:rPr>
             </w:pPr>
-            <w:r>
-              <w:rPr>
-                <w:lang w:val="it-IT"/>
-              </w:rPr>
-              <w:t xml:space="preserve">Il gruppo comunicherà costantemente con l'azienda </w:t>
-            </w:r>
-            <w:r>
-              <w:rPr>
-                <w:lang w:val="it-IT"/>
-              </w:rPr>
-              <w:t>per garantire un equo svolgimento delle attività di progetto e avere conoscenza continua del prodotto finale realizzato</w:t>
-            </w:r>
           </w:p>
         </w:tc>
       </w:tr>
@@ -2903,18 +2620,6 @@
                 <w:lang w:val="it-IT"/>
               </w:rPr>
             </w:pPr>
-            <w:r>
-              <w:rPr>
-                <w:lang w:val="it-IT"/>
-              </w:rPr>
-              <w:t>Nel caso di ritard</w:t>
-            </w:r>
-            <w:r>
-              <w:rPr>
-                <w:lang w:val="it-IT"/>
-              </w:rPr>
-              <w:t>i provocati dalla modifica dei requisiti, il gruppo si occuperà di aggiornare il proponente e opererà una riorganizzazione delle proprie attività</w:t>
-            </w:r>
           </w:p>
         </w:tc>
       </w:tr>
@@ -2954,8 +2659,7 @@
           <w:szCs w:val="32"/>
           <w:lang w:val="it-IT"/>
         </w:rPr>
-        <w:lastRenderedPageBreak/>
-        <w:t>2.</w:t>
+        <w:t>2.2</w:t>
       </w:r>
       <w:r>
         <w:rPr>
@@ -2963,24 +2667,8 @@
           <w:szCs w:val="32"/>
           <w:lang w:val="it-IT"/>
         </w:rPr>
-        <w:t>2</w:t>
-      </w:r>
-      <w:r>
-        <w:rPr>
-          <w:sz w:val="32"/>
-          <w:szCs w:val="32"/>
-          <w:lang w:val="it-IT"/>
-        </w:rPr>
         <w:tab/>
-        <w:t xml:space="preserve">Rischi </w:t>
-      </w:r>
-      <w:r>
-        <w:rPr>
-          <w:sz w:val="32"/>
-          <w:szCs w:val="32"/>
-          <w:lang w:val="it-IT"/>
-        </w:rPr>
-        <w:t>tecnologici</w:t>
+        <w:t>Rischi tecnologici</w:t>
       </w:r>
     </w:p>
     <w:tbl>
@@ -3075,18 +2763,6 @@
                 <w:lang w:val="it-IT"/>
               </w:rPr>
             </w:pPr>
-            <w:r>
-              <w:rPr>
-                <w:lang w:val="it-IT"/>
-              </w:rPr>
-              <w:t xml:space="preserve">La documentazione per le tecnologie è ampia </w:t>
-            </w:r>
-            <w:r>
-              <w:rPr>
-                <w:lang w:val="it-IT"/>
-              </w:rPr>
-              <w:t>e potrebbe richiede, ove anche non presente, sforzi di tempo ed organizzazione tali da compromettere il calendario operativo</w:t>
-            </w:r>
           </w:p>
         </w:tc>
       </w:tr>
@@ -3137,9 +2813,6 @@
                 <w:lang w:val="it-IT"/>
               </w:rPr>
             </w:pPr>
-            <w:r>
-              <w:t>Elevata</w:t>
-            </w:r>
           </w:p>
         </w:tc>
       </w:tr>
@@ -3191,12 +2864,6 @@
                 <w:lang w:val="it-IT"/>
               </w:rPr>
             </w:pPr>
-            <w:r>
-              <w:rPr>
-                <w:lang w:val="it-IT"/>
-              </w:rPr>
-              <w:t>Media</w:t>
-            </w:r>
           </w:p>
         </w:tc>
       </w:tr>
@@ -3247,24 +2914,6 @@
                 <w:lang w:val="it-IT"/>
               </w:rPr>
             </w:pPr>
-            <w:r>
-              <w:rPr>
-                <w:lang w:val="it-IT"/>
-              </w:rPr>
-              <w:t>Sulla base della scansione t</w:t>
-            </w:r>
-            <w:r>
-              <w:rPr>
-                <w:lang w:val="it-IT"/>
-              </w:rPr>
-              <w:t xml:space="preserve">emporale organizzativa, </w:t>
-            </w:r>
-            <w:r>
-              <w:rPr>
-                <w:lang w:val="it-IT"/>
-              </w:rPr>
-              <w:t>ogni membro cercherà di organizzare il proprio tempo in maniera equa per facilitare lo studio delle tecnologie e non ostacolare l’avanzamento</w:t>
-            </w:r>
           </w:p>
         </w:tc>
       </w:tr>
@@ -3316,18 +2965,6 @@
                 <w:lang w:val="it-IT"/>
               </w:rPr>
             </w:pPr>
-            <w:r>
-              <w:rPr>
-                <w:lang w:val="it-IT"/>
-              </w:rPr>
-              <w:t>Nel caso di ritardi p</w:t>
-            </w:r>
-            <w:r>
-              <w:rPr>
-                <w:lang w:val="it-IT"/>
-              </w:rPr>
-              <w:t>rovocati da un membro o più di uno, il Responsabile monitora l’avanzamento lavoro e ogni membro dovrà comunicare i propri problemi al resto del gruppo</w:t>
-            </w:r>
           </w:p>
         </w:tc>
       </w:tr>
@@ -3440,36 +3077,6 @@
                 <w:lang w:val="it-IT"/>
               </w:rPr>
             </w:pPr>
-            <w:r>
-              <w:rPr>
-                <w:lang w:val="it-IT"/>
-              </w:rPr>
-              <w:t xml:space="preserve"> </w:t>
-            </w:r>
-            <w:r>
-              <w:rPr>
-                <w:lang w:val="it-IT"/>
-              </w:rPr>
-              <w:t xml:space="preserve"> </w:t>
-            </w:r>
-            <w:r>
-              <w:rPr>
-                <w:lang w:val="it-IT"/>
-              </w:rPr>
-              <w:t xml:space="preserve">Nessuno dei membri del gruppo possiede un livello di esperienza tale che permetta di assicurare </w:t>
-            </w:r>
-            <w:r>
-              <w:rPr>
-                <w:lang w:val="it-IT"/>
-              </w:rPr>
-              <w:t>che non vi siano difficoltà</w:t>
-            </w:r>
-            <w:r>
-              <w:rPr>
-                <w:lang w:val="it-IT"/>
-              </w:rPr>
-              <w:t xml:space="preserve"> organizzative, causando possibili ritardi dovuti all’autoapprendimento e riorganizzazione</w:t>
-            </w:r>
           </w:p>
         </w:tc>
       </w:tr>
@@ -3520,9 +3127,6 @@
                 <w:lang w:val="it-IT"/>
               </w:rPr>
             </w:pPr>
-            <w:r>
-              <w:t>Elevata</w:t>
-            </w:r>
           </w:p>
         </w:tc>
       </w:tr>
@@ -3574,12 +3178,6 @@
                 <w:lang w:val="it-IT"/>
               </w:rPr>
             </w:pPr>
-            <w:r>
-              <w:rPr>
-                <w:lang w:val="it-IT"/>
-              </w:rPr>
-              <w:t>Media</w:t>
-            </w:r>
           </w:p>
         </w:tc>
       </w:tr>
@@ -3630,12 +3228,6 @@
                 <w:lang w:val="it-IT"/>
               </w:rPr>
             </w:pPr>
-            <w:r>
-              <w:rPr>
-                <w:lang w:val="it-IT"/>
-              </w:rPr>
-              <w:t>Grazie all’avanzamento continuo delle attività, ogni qual volta dovessero insorgere problemi di sorta, ogni membro è tenuto a darne pronta comunicazione</w:t>
-            </w:r>
           </w:p>
         </w:tc>
       </w:tr>
@@ -3687,92 +3279,35 @@
                 <w:lang w:val="it-IT"/>
               </w:rPr>
             </w:pPr>
-            <w:r>
-              <w:rPr>
-                <w:lang w:val="it-IT"/>
-              </w:rPr>
-              <w:t>Nel caso di ritardi p</w:t>
-            </w:r>
-            <w:r>
-              <w:rPr>
-                <w:lang w:val="it-IT"/>
-              </w:rPr>
-              <w:t xml:space="preserve">rovocati da un membro o più di uno, il Responsabile </w:t>
-            </w:r>
-            <w:r>
-              <w:rPr>
-                <w:lang w:val="it-IT"/>
-              </w:rPr>
-              <w:t xml:space="preserve">monitora l’avanzamento lavoro e </w:t>
-            </w:r>
-            <w:r>
-              <w:rPr>
-                <w:lang w:val="it-IT"/>
-              </w:rPr>
-              <w:t>ogni membro dovrà comunicare i propri problemi al resto del gruppo</w:t>
-            </w:r>
           </w:p>
         </w:tc>
       </w:tr>
     </w:tbl>
     <w:p>
       <w:pPr>
+        <w:spacing w:line="240" w:lineRule="auto"/>
         <w:rPr>
           <w:sz w:val="32"/>
           <w:szCs w:val="32"/>
           <w:lang w:val="it-IT"/>
         </w:rPr>
       </w:pPr>
-    </w:p>
-    <w:p>
-      <w:pPr>
+      <w:r>
         <w:rPr>
           <w:sz w:val="32"/>
           <w:szCs w:val="32"/>
           <w:lang w:val="it-IT"/>
         </w:rPr>
-      </w:pPr>
-    </w:p>
-    <w:p>
-      <w:pPr>
+        <w:lastRenderedPageBreak/>
+        <w:t>3</w:t>
+      </w:r>
+      <w:r>
         <w:rPr>
           <w:sz w:val="32"/>
           <w:szCs w:val="32"/>
           <w:lang w:val="it-IT"/>
         </w:rPr>
-      </w:pPr>
-    </w:p>
-    <w:p>
-      <w:pPr>
-        <w:spacing w:line="240" w:lineRule="auto"/>
-        <w:rPr>
-          <w:sz w:val="32"/>
-          <w:szCs w:val="32"/>
-          <w:lang w:val="it-IT"/>
-        </w:rPr>
-      </w:pPr>
-      <w:r>
-        <w:rPr>
-          <w:sz w:val="32"/>
-          <w:szCs w:val="32"/>
-          <w:lang w:val="it-IT"/>
-        </w:rPr>
-        <w:t>3</w:t>
-      </w:r>
-      <w:r>
-        <w:rPr>
-          <w:sz w:val="32"/>
-          <w:szCs w:val="32"/>
-          <w:lang w:val="it-IT"/>
-        </w:rPr>
         <w:tab/>
-      </w:r>
-      <w:r>
-        <w:rPr>
-          <w:sz w:val="32"/>
-          <w:szCs w:val="32"/>
-          <w:lang w:val="it-IT"/>
-        </w:rPr>
         <w:t>Pianificazione e modello di sviluppo</w:t>
       </w:r>
     </w:p>
@@ -3960,7 +3495,7 @@
           <w:szCs w:val="32"/>
           <w:lang w:val="it-IT"/>
         </w:rPr>
-        <w:t>3</w:t>
+        <w:t>3.1</w:t>
       </w:r>
       <w:r>
         <w:rPr>
@@ -3968,41 +3503,125 @@
           <w:szCs w:val="32"/>
           <w:lang w:val="it-IT"/>
         </w:rPr>
-        <w:t>.1</w:t>
-      </w:r>
-      <w:r>
+        <w:tab/>
+        <w:t>Periodi</w:t>
+      </w:r>
+    </w:p>
+    <w:p>
+      <w:pPr>
+        <w:spacing w:line="240" w:lineRule="auto"/>
+        <w:rPr>
+          <w:sz w:val="28"/>
+          <w:szCs w:val="28"/>
+          <w:lang w:val="it-IT"/>
+        </w:rPr>
+      </w:pPr>
+      <w:r>
+        <w:rPr>
+          <w:sz w:val="28"/>
+          <w:szCs w:val="28"/>
+          <w:lang w:val="it-IT"/>
+        </w:rPr>
+        <w:t>3.2</w:t>
+      </w:r>
+      <w:r>
+        <w:rPr>
+          <w:sz w:val="28"/>
+          <w:szCs w:val="28"/>
+          <w:lang w:val="it-IT"/>
+        </w:rPr>
+        <w:tab/>
+      </w:r>
+      <w:r>
+        <w:rPr>
+          <w:sz w:val="28"/>
+          <w:szCs w:val="28"/>
+          <w:lang w:val="it-IT"/>
+        </w:rPr>
+        <w:t>Verso la RTB</w:t>
+      </w:r>
+    </w:p>
+    <w:p>
+      <w:pPr>
+        <w:spacing w:line="240" w:lineRule="auto"/>
+        <w:rPr>
+          <w:sz w:val="28"/>
+          <w:szCs w:val="28"/>
+          <w:lang w:val="it-IT"/>
+        </w:rPr>
+      </w:pPr>
+      <w:r>
+        <w:rPr>
+          <w:sz w:val="28"/>
+          <w:szCs w:val="28"/>
+          <w:lang w:val="it-IT"/>
+        </w:rPr>
+        <w:t>3.</w:t>
+      </w:r>
+      <w:r>
+        <w:rPr>
+          <w:sz w:val="28"/>
+          <w:szCs w:val="28"/>
+          <w:lang w:val="it-IT"/>
+        </w:rPr>
+        <w:t>2.1</w:t>
+      </w:r>
+      <w:r>
+        <w:rPr>
+          <w:sz w:val="28"/>
+          <w:szCs w:val="28"/>
+          <w:lang w:val="it-IT"/>
+        </w:rPr>
+        <w:tab/>
+        <w:t>Periodo 1</w:t>
+      </w:r>
+    </w:p>
+    <w:p>
+      <w:pPr>
+        <w:spacing w:line="240" w:lineRule="auto"/>
         <w:rPr>
           <w:sz w:val="32"/>
           <w:szCs w:val="32"/>
           <w:lang w:val="it-IT"/>
         </w:rPr>
-        <w:tab/>
-      </w:r>
-      <w:r>
+      </w:pPr>
+    </w:p>
+    <w:p>
+      <w:pPr>
+        <w:spacing w:line="240" w:lineRule="auto"/>
+        <w:rPr>
+          <w:sz w:val="28"/>
+          <w:szCs w:val="28"/>
+          <w:lang w:val="it-IT"/>
+        </w:rPr>
+      </w:pPr>
+    </w:p>
+    <w:p>
+      <w:pPr>
         <w:rPr>
           <w:sz w:val="32"/>
           <w:szCs w:val="32"/>
           <w:lang w:val="it-IT"/>
         </w:rPr>
-        <w:t>Periodi</w:t>
-      </w:r>
-    </w:p>
-    <w:p>
-      <w:pPr>
+      </w:pPr>
+      <w:r>
         <w:rPr>
           <w:sz w:val="32"/>
           <w:szCs w:val="32"/>
           <w:lang w:val="it-IT"/>
         </w:rPr>
-      </w:pPr>
-      <w:r>
+        <w:br w:type="page"/>
+      </w:r>
+    </w:p>
+    <w:p>
+      <w:pPr>
+        <w:spacing w:line="240" w:lineRule="auto"/>
         <w:rPr>
           <w:sz w:val="32"/>
           <w:szCs w:val="32"/>
           <w:lang w:val="it-IT"/>
         </w:rPr>
-        <w:br w:type="page"/>
-      </w:r>
+      </w:pPr>
     </w:p>
     <w:p>
       <w:pPr>
@@ -4013,66 +3632,67 @@
           <w:lang w:val="it-IT"/>
         </w:rPr>
       </w:pPr>
-    </w:p>
-    <w:p>
-      <w:pPr>
-        <w:spacing w:line="240" w:lineRule="auto"/>
+      <w:r>
         <w:rPr>
           <w:sz w:val="32"/>
           <w:szCs w:val="32"/>
           <w:lang w:val="it-IT"/>
         </w:rPr>
-      </w:pPr>
+        <w:t xml:space="preserve">4 </w:t>
+      </w:r>
       <w:r>
         <w:rPr>
           <w:sz w:val="32"/>
           <w:szCs w:val="32"/>
           <w:lang w:val="it-IT"/>
         </w:rPr>
-        <w:t xml:space="preserve">4 </w:t>
-      </w:r>
-      <w:r>
+        <w:tab/>
+        <w:t>Preventivo</w:t>
+      </w:r>
+    </w:p>
+    <w:p>
+      <w:pPr>
+        <w:spacing w:line="240" w:lineRule="auto"/>
         <w:rPr>
           <w:sz w:val="32"/>
           <w:szCs w:val="32"/>
           <w:lang w:val="it-IT"/>
         </w:rPr>
-        <w:tab/>
-        <w:t>Preventivo</w:t>
-      </w:r>
-    </w:p>
-    <w:p>
-      <w:pPr>
-        <w:spacing w:line="240" w:lineRule="auto"/>
+      </w:pPr>
+      <w:r>
         <w:rPr>
           <w:sz w:val="32"/>
           <w:szCs w:val="32"/>
           <w:lang w:val="it-IT"/>
         </w:rPr>
-      </w:pPr>
+        <w:t>5</w:t>
+      </w:r>
       <w:r>
         <w:rPr>
           <w:sz w:val="32"/>
           <w:szCs w:val="32"/>
           <w:lang w:val="it-IT"/>
         </w:rPr>
-        <w:t>5</w:t>
-      </w:r>
-      <w:r>
+        <w:tab/>
+        <w:t>Consuntivo</w:t>
+      </w:r>
+    </w:p>
+    <w:p>
+      <w:pPr>
+        <w:spacing w:line="240" w:lineRule="auto"/>
         <w:rPr>
           <w:sz w:val="32"/>
           <w:szCs w:val="32"/>
           <w:lang w:val="it-IT"/>
         </w:rPr>
-        <w:tab/>
-      </w:r>
+      </w:pPr>
       <w:r>
         <w:rPr>
           <w:sz w:val="32"/>
           <w:szCs w:val="32"/>
           <w:lang w:val="it-IT"/>
         </w:rPr>
-        <w:t>Consun</w:t>
+        <w:t>6</w:t>
       </w:r>
       <w:r>
         <w:rPr>
@@ -4080,40 +3700,7 @@
           <w:szCs w:val="32"/>
           <w:lang w:val="it-IT"/>
         </w:rPr>
-        <w:t>tivo</w:t>
-      </w:r>
-    </w:p>
-    <w:p>
-      <w:pPr>
-        <w:spacing w:line="240" w:lineRule="auto"/>
-        <w:rPr>
-          <w:sz w:val="32"/>
-          <w:szCs w:val="32"/>
-          <w:lang w:val="it-IT"/>
-        </w:rPr>
-      </w:pPr>
-      <w:r>
-        <w:rPr>
-          <w:sz w:val="32"/>
-          <w:szCs w:val="32"/>
-          <w:lang w:val="it-IT"/>
-        </w:rPr>
-        <w:t>6</w:t>
-      </w:r>
-      <w:r>
-        <w:rPr>
-          <w:sz w:val="32"/>
-          <w:szCs w:val="32"/>
-          <w:lang w:val="it-IT"/>
-        </w:rPr>
         <w:tab/>
-      </w:r>
-      <w:r>
-        <w:rPr>
-          <w:sz w:val="32"/>
-          <w:szCs w:val="32"/>
-          <w:lang w:val="it-IT"/>
-        </w:rPr>
         <w:t>Mitigazione dei rischi riscontrati</w:t>
       </w:r>
     </w:p>
@@ -4383,7 +3970,6 @@
           <w:docPartUnique/>
         </w:docPartObj>
       </w:sdtPr>
-      <w:sdtEndPr/>
       <w:sdtContent>
         <w:r>
           <w:rPr>
